--- a/docs/LocalPass_코드설명서.docx
+++ b/docs/LocalPass_코드설명서.docx
@@ -1020,7 +1020,7 @@
                 <w:sz w:val="18"/>
                 <w:szCs w:val="18"/>
               </w:rPr>
-              <w:t xml:space="preserve">화면 문구·후기 요약·장소명 4개 언어, 한글 원래 이름 병기, 스마트폰(390px) 대응, 키보드 초점·'움직임 줄이기' 설정 지원</w:t>
+              <w:t xml:space="preserve">화면 문구·후기 요약·장소명 4개 언어, 주소는 영문 표기와 한국어 원래 주소 병기(택시·지도용), 스마트폰(390px) 대응, 키보드 초점·'움직임 줄이기' 설정 지원</w:t>
             </w:r>
           </w:p>
         </w:tc>
@@ -2245,7 +2245,7 @@
                 <w:sz w:val="18"/>
                 <w:szCs w:val="18"/>
               </w:rPr>
-              <w:t xml:space="preserve">pytest 35개, GitHub 비공개 저장소</w:t>
+              <w:t xml:space="preserve">pytest 56개, GitHub 비공개 저장소</w:t>
             </w:r>
           </w:p>
         </w:tc>
@@ -3658,7 +3658,7 @@
         <w:rPr>
           <w:rFonts w:ascii="Noto Sans KR" w:cs="Noto Sans KR" w:eastAsia="Noto Sans KR" w:hAnsi="Noto Sans KR"/>
         </w:rPr>
-        <w:t xml:space="preserve">: 성수 '누메로뜨레쓰' 후기 6건 → 신뢰 3 · 참고 1 · 의심 2 (해시태그 홍보, 할인·예약 유도 탐지). 직접 검사: 협찬 글 '의심'(37점), 진짜 후기 '신뢰'(89점), 인젝션 '차단'과 개인정보 1건 가림. 단위 테스트 35개 통과, Modal 판별기와 로컬 계산 점수 일치</w:t>
+        <w:t xml:space="preserve">: 성수 '누메로뜨레쓰' 후기 6건 → 신뢰 3 · 참고 1 · 의심 2 (해시태그 홍보, 할인·예약 유도 탐지). 직접 검사: 협찬 글 '의심'(37점), 진짜 후기 '신뢰'(89점), 인젝션 '차단'과 개인정보 1건 가림. 단위 테스트 56개 통과, Modal 판별기와 로컬 계산 점수 일치</w:t>
       </w:r>
     </w:p>
     <w:p>

--- a/docs/LocalPass_코드설명서.docx
+++ b/docs/LocalPass_코드설명서.docx
@@ -410,7 +410,7 @@
           <w:b/>
           <w:bCs/>
         </w:rPr>
-        <w:t xml:space="preserve">협찬·광고 글과 AI가 쓴 글은 가려낼 수 없고</w:t>
+        <w:t xml:space="preserve">숨은 광고와 AI가 쓴 글은 가려낼 수 없고</w:t>
       </w:r>
       <w:r>
         <w:rPr>
@@ -454,13 +454,13 @@
           <w:b/>
           <w:bCs/>
         </w:rPr>
-        <w:t xml:space="preserve">협찬 여부와 AI 작성 여부를 이중으로 걸러</w:t>
-      </w:r>
-      <w:r>
-        <w:rPr>
-          <w:rFonts w:ascii="Noto Sans KR" w:cs="Noto Sans KR" w:eastAsia="Noto Sans KR" w:hAnsi="Noto Sans KR"/>
-        </w:rPr>
-        <w:t xml:space="preserve"> 진짜 사람이 쓴 후기만 영어·일본어·중국어·한국어로 보여줍니다. 조사한 경쟁 서비스 6곳(크리에이트립, 망고플레이트, 와그, 트래지, 캐치테이블, 네이버지도)에는 이런 검증 기능이 없습니다.</w:t>
+        <w:t xml:space="preserve">숨은 광고·AI 작성 글은 걸러내고 협찬을 밝힌 글은 '협찬 고지'로 표시해</w:t>
+      </w:r>
+      <w:r>
+        <w:rPr>
+          <w:rFonts w:ascii="Noto Sans KR" w:cs="Noto Sans KR" w:eastAsia="Noto Sans KR" w:hAnsi="Noto Sans KR"/>
+        </w:rPr>
+        <w:t xml:space="preserve"> 진짜 사람의 후기를 4개 언어로 보여줍니다. 조사한 경쟁 서비스 6곳(크리에이트립, 망고플레이트, 와그, 트래지, 캐치테이블, 네이버지도)에는 이런 검증 기능이 없습니다.</w:t>
       </w:r>
     </w:p>
     <w:p>
@@ -801,7 +801,7 @@
                 <w:sz w:val="18"/>
                 <w:szCs w:val="18"/>
               </w:rPr>
-              <w:t xml:space="preserve">장소별 네이버 블로그 후기 6건을 7단계로 검사해 도장 배지(신뢰·참고·의심·차단), 신뢰도 점수, 판단 근거, 번역 요약을 끝나는 대로 한 건씩 표시 (진행 건수·경과 시간 표시)</w:t>
+              <w:t xml:space="preserve">장소별 네이버 블로그 후기 6건을 7단계로 검사해 도장 배지(신뢰·참고·협찬 고지·의심·차단), 신뢰도 점수, 판단 근거, 번역 요약을 끝나는 대로 한 건씩 표시 (진행 건수·경과 시간 표시)</w:t>
             </w:r>
           </w:p>
         </w:tc>
@@ -874,7 +874,7 @@
                 <w:sz w:val="18"/>
                 <w:szCs w:val="18"/>
               </w:rPr>
-              <w:t xml:space="preserve">의심·차단 후기는 기본으로 숨기되 지우지 않고, 펼치면 판단 근거를 공개. 한국어 원문과 블로그 원본 링크 제공</w:t>
+              <w:t xml:space="preserve">숨은 광고·AI 의심·차단 글은 숨기되 지우지 않고 펼치면 근거 공개. 협찬을 밝힌 글은 '협찬 고지'로 표시</w:t>
             </w:r>
           </w:p>
         </w:tc>
@@ -1618,7 +1618,7 @@
                 <w:sz w:val="16"/>
                 <w:szCs w:val="16"/>
               </w:rPr>
-              <w:t xml:space="preserve">vLLM · 보안 분류 · 협찬 문맥 · 번역 · 요약</w:t>
+              <w:t xml:space="preserve">vLLM · 보안 분류 · 숨은 광고 판단 · 번역 · 요약</w:t>
             </w:r>
           </w:p>
         </w:tc>
@@ -2245,7 +2245,7 @@
                 <w:sz w:val="18"/>
                 <w:szCs w:val="18"/>
               </w:rPr>
-              <w:t xml:space="preserve">pytest 56개, GitHub 비공개 저장소</w:t>
+              <w:t xml:space="preserve">pytest 58개, GitHub 비공개 저장소</w:t>
             </w:r>
           </w:p>
         </w:tc>
@@ -2598,13 +2598,13 @@
           <w:b/>
           <w:bCs/>
         </w:rPr>
-        <w:t xml:space="preserve">협찬 표기 찾기</w:t>
-      </w:r>
-      <w:r>
-        <w:rPr>
-          <w:rFonts w:ascii="Noto Sans KR" w:cs="Noto Sans KR" w:eastAsia="Noto Sans KR" w:hAnsi="Noto Sans KR"/>
-        </w:rPr>
-        <w:t xml:space="preserve">: 공정위 지침 표기(협찬·제공받아·원고료·체험단·#광고 등)가 있으면 협찬 확정 (</w:t>
+        <w:t xml:space="preserve">협찬 고지 확인</w:t>
+      </w:r>
+      <w:r>
+        <w:rPr>
+          <w:rFonts w:ascii="Noto Sans KR" w:cs="Noto Sans KR" w:eastAsia="Noto Sans KR" w:hAnsi="Noto Sans KR"/>
+        </w:rPr>
+        <w:t xml:space="preserve">: 공정위 표기(협찬·제공받아·체험단 등)가 있으면 '협찬 고지', 정상적인 홍보라 숨기지 않음 (</w:t>
       </w:r>
       <w:r>
         <w:rPr>
@@ -2643,7 +2643,7 @@
         <w:rPr>
           <w:rFonts w:ascii="Noto Sans KR" w:cs="Noto Sans KR" w:eastAsia="Noto Sans KR" w:hAnsi="Noto Sans KR"/>
         </w:rPr>
-        <w:t xml:space="preserve">: 보안 2차 분류(정상·의심·차단), 표기 없는 홍보의 협찬 등급(none·possible·likely·explicit), AI 문체 등급, 번역·요약을 JSON 스키마로만 받음. 7B 모델이 숫자 점수를 일관되게 못 매겨 등급으로 받고 코드에서 점수화</w:t>
+        <w:t xml:space="preserve">: 보안 2차 분류(정상·의심·차단), 표기 없는 홍보 등급(none·possible·likely = 숨은 광고, explicit = 협찬을 밝힘), AI 문체 등급, 번역·요약을 JSON 스키마로만 받음. 7B 모델이 숫자 점수를 일관되게 못 매겨 등급으로 받고 코드에서 점수화</w:t>
       </w:r>
     </w:p>
     <w:p>
@@ -2712,7 +2712,7 @@
           <w:sz w:val="17"/>
           <w:szCs w:val="17"/>
         </w:rPr>
-        <w:t xml:space="preserve">신뢰도 = 1.0 − 협찬(표기 발견 0.5 / 없으면 0.5 × 문맥 등급 0~0.95) − 0.5 × AI 작성 확률 − 0.2(보안 '의심')</w:t>
+        <w:t xml:space="preserve">신뢰도 = 1.0 − 협찬(협찬 고지 0.3 / 표기 없는 홍보 0.5 × 등급 0~0.7) − 0.5 × AI 작성 확률 − 0.2(보안 '의심')</w:t>
       </w:r>
     </w:p>
     <w:tbl>
@@ -3082,11 +3082,114 @@
                 <w:rFonts w:ascii="Noto Sans KR" w:cs="Noto Sans KR" w:eastAsia="Noto Sans KR" w:hAnsi="Noto Sans KR"/>
                 <w:b/>
                 <w:bCs/>
+                <w:color w:val="2D5F8F"/>
+                <w:sz w:val="18"/>
+                <w:szCs w:val="18"/>
+              </w:rPr>
+              <w:t xml:space="preserve">협찬 고지</w:t>
+            </w:r>
+          </w:p>
+        </w:tc>
+        <w:tc>
+          <w:tcPr>
+            <w:tcW w:type="dxa" w:w="4700"/>
+            <w:tcBorders>
+              <w:top w:val="single" w:color="D5D7DE" w:sz="4"/>
+              <w:left w:val="single" w:color="D5D7DE" w:sz="4"/>
+              <w:bottom w:val="single" w:color="D5D7DE" w:sz="4"/>
+              <w:right w:val="single" w:color="D5D7DE" w:sz="4"/>
+            </w:tcBorders>
+            <w:tcMar>
+              <w:top w:type="dxa" w:w="36"/>
+              <w:left w:type="dxa" w:w="90"/>
+              <w:bottom w:type="dxa" w:w="36"/>
+              <w:right w:type="dxa" w:w="90"/>
+            </w:tcMar>
+            <w:vAlign w:val="center"/>
+          </w:tcPr>
+          <w:p>
+            <w:pPr>
+              <w:spacing w:after="0" w:line="262" w:lineRule="exact"/>
+            </w:pPr>
+            <w:r>
+              <w:rPr>
+                <w:rFonts w:ascii="Noto Sans KR" w:cs="Noto Sans KR" w:eastAsia="Noto Sans KR" w:hAnsi="Noto Sans KR"/>
+                <w:sz w:val="18"/>
+                <w:szCs w:val="18"/>
+              </w:rPr>
+              <w:t xml:space="preserve">협찬을 밝힌 글 (공정위 표기 또는 문맥 explicit)</w:t>
+            </w:r>
+          </w:p>
+        </w:tc>
+        <w:tc>
+          <w:tcPr>
+            <w:tcW w:type="dxa" w:w="3756"/>
+            <w:tcBorders>
+              <w:top w:val="single" w:color="D5D7DE" w:sz="4"/>
+              <w:left w:val="single" w:color="D5D7DE" w:sz="4"/>
+              <w:bottom w:val="single" w:color="D5D7DE" w:sz="4"/>
+              <w:right w:val="single" w:color="D5D7DE" w:sz="4"/>
+            </w:tcBorders>
+            <w:tcMar>
+              <w:top w:type="dxa" w:w="36"/>
+              <w:left w:type="dxa" w:w="90"/>
+              <w:bottom w:type="dxa" w:w="36"/>
+              <w:right w:type="dxa" w:w="90"/>
+            </w:tcMar>
+            <w:vAlign w:val="center"/>
+          </w:tcPr>
+          <w:p>
+            <w:pPr>
+              <w:spacing w:after="0" w:line="262" w:lineRule="exact"/>
+            </w:pPr>
+            <w:r>
+              <w:rPr>
+                <w:rFonts w:ascii="Noto Sans KR" w:cs="Noto Sans KR" w:eastAsia="Noto Sans KR" w:hAnsi="Noto Sans KR"/>
+                <w:sz w:val="18"/>
+                <w:szCs w:val="18"/>
+              </w:rPr>
+              <w:t xml:space="preserve">기본 노출, 협찬 사실 표시</w:t>
+            </w:r>
+          </w:p>
+        </w:tc>
+      </w:tr>
+      <w:tr>
+        <w:trPr>
+          <w:cantSplit/>
+          <w:tblHeader w:val="off"/>
+        </w:trPr>
+        <w:tc>
+          <w:tcPr>
+            <w:tcW w:type="dxa" w:w="1750"/>
+            <w:tcBorders>
+              <w:top w:val="single" w:color="D5D7DE" w:sz="4"/>
+              <w:left w:val="single" w:color="D5D7DE" w:sz="4"/>
+              <w:bottom w:val="single" w:color="D5D7DE" w:sz="4"/>
+              <w:right w:val="single" w:color="D5D7DE" w:sz="4"/>
+            </w:tcBorders>
+            <w:shd w:fill="F3F3F6" w:color="auto" w:val="clear"/>
+            <w:tcMar>
+              <w:top w:type="dxa" w:w="36"/>
+              <w:left w:type="dxa" w:w="90"/>
+              <w:bottom w:type="dxa" w:w="36"/>
+              <w:right w:type="dxa" w:w="90"/>
+            </w:tcMar>
+            <w:vAlign w:val="center"/>
+          </w:tcPr>
+          <w:p>
+            <w:pPr>
+              <w:spacing w:after="0" w:line="262" w:lineRule="exact"/>
+            </w:pPr>
+            <w:r>
+              <w:rPr>
+                <w:rFonts w:ascii="Noto Sans KR" w:cs="Noto Sans KR" w:eastAsia="Noto Sans KR" w:hAnsi="Noto Sans KR"/>
+                <w:b/>
+                <w:bCs/>
                 <w:color w:val="C8283F"/>
                 <w:sz w:val="18"/>
                 <w:szCs w:val="18"/>
               </w:rPr>
-              <w:t xml:space="preserve">협찬·AI 의심</w:t>
+              <w:t xml:space="preserve">숨은 광고·AI 의심</w:t>
             </w:r>
           </w:p>
         </w:tc>
@@ -3117,7 +3220,7 @@
                 <w:sz w:val="18"/>
                 <w:szCs w:val="18"/>
               </w:rPr>
-              <w:t xml:space="preserve">협찬 판정(표기 발견 또는 문맥 likely 이상), 또는 0.40 미만</w:t>
+              <w:t xml:space="preserve">표기 없는 홍보(문맥 likely), 또는 0.40 미만</w:t>
             </w:r>
           </w:p>
         </w:tc>
@@ -3658,7 +3761,7 @@
         <w:rPr>
           <w:rFonts w:ascii="Noto Sans KR" w:cs="Noto Sans KR" w:eastAsia="Noto Sans KR" w:hAnsi="Noto Sans KR"/>
         </w:rPr>
-        <w:t xml:space="preserve">: 성수 '누메로뜨레쓰' 후기 6건 → 신뢰 3 · 참고 1 · 의심 2 (해시태그 홍보, 할인·예약 유도 탐지). 직접 검사: 협찬 글 '의심'(37점), 진짜 후기 '신뢰'(89점), 인젝션 '차단'과 개인정보 1건 가림. 단위 테스트 56개 통과, Modal 판별기와 로컬 계산 점수 일치</w:t>
+        <w:t xml:space="preserve">: 성수 '누메로뜨레쓰' 후기 6건 → 신뢰 3 · 참고 1 · 의심 2 (표기 없는 해시태그 홍보, 할인·예약 유도). 직접 검사: 협찬 글 '협찬 고지'(57점), 진짜 후기 '신뢰'(89점), 인젝션 '차단'과 개인정보 1건 가림. 단위 테스트 58개 통과, Modal 판별기와 로컬 계산 점수 일치</w:t>
       </w:r>
     </w:p>
     <w:p>
@@ -3682,7 +3785,7 @@
         <w:rPr>
           <w:rFonts w:ascii="Noto Sans KR" w:cs="Noto Sans KR" w:eastAsia="Noto Sans KR" w:hAnsi="Noto Sans KR"/>
         </w:rPr>
-        <w:t xml:space="preserve">: AI 작성 판별은 증거가 아닌 참고 지표이며 짧은 글에서 정확도가 떨어짐. 판별기 보정 데이터(에세이·논문 초록)는 블로그 후기와 분야가 다름. 7B 모델은 고유명사 번역을 틀릴 수 있어 한글 원래 이름을 함께 표시하고 공식 번역을 우선함. 표기 없는 협찬은 완벽히 잡지 못하므로 근거를 공개하고, 숨기되 지우지 않음</w:t>
+        <w:t xml:space="preserve">: AI 작성 판별은 증거가 아닌 참고 지표이며 짧은 글에서 정확도가 떨어짐. 판별기 보정 데이터(에세이·논문 초록)는 블로그 후기와 분야가 다름. 7B 모델은 고유명사 번역을 틀릴 수 있어 한글 원래 이름을 함께 표시하고 공식 번역을 우선함. 숨은 광고는 완벽히 잡지 못하므로 근거를 공개하고, 숨기되 지우지 않음</w:t>
       </w:r>
     </w:p>
     <w:p>
@@ -3729,7 +3832,7 @@
         <w:rPr>
           <w:rFonts w:ascii="Noto Sans KR" w:cs="Noto Sans KR" w:eastAsia="Noto Sans KR" w:hAnsi="Noto Sans KR"/>
         </w:rPr>
-        <w:t xml:space="preserve">외국인 관광객도 한국인처럼 로컬 후기를 신뢰도와 함께 보고 고를 수 있고, 광고 예산 없는 지방·골목 상권도 노출됨</w:t>
+        <w:t xml:space="preserve">외국인 관광객도 한국인처럼 로컬 후기를 신뢰도와 함께 보고 고를 수 있고, 지방·골목 상권과 협찬을 밝힌 소상공인도 공정하게 노출됨</w:t>
       </w:r>
     </w:p>
     <w:p>
